--- a/module-1/Mosier_Assignment1_2.docx
+++ b/module-1/Mosier_Assignment1_2.docx
@@ -90,6 +90,151 @@
             </a:graphic>
           </wp:inline>
         </w:drawing>
+      </w:r>
+    </w:p>
+    <w:p>
+      <w:pPr>
+        <w:tabs>
+          <w:tab w:val="left" w:pos="560"/>
+          <w:tab w:val="left" w:pos="1120"/>
+          <w:tab w:val="left" w:pos="1680"/>
+          <w:tab w:val="left" w:pos="2240"/>
+          <w:tab w:val="left" w:pos="2800"/>
+          <w:tab w:val="left" w:pos="3360"/>
+          <w:tab w:val="left" w:pos="3920"/>
+          <w:tab w:val="left" w:pos="4480"/>
+          <w:tab w:val="left" w:pos="5040"/>
+          <w:tab w:val="left" w:pos="5600"/>
+          <w:tab w:val="left" w:pos="6160"/>
+          <w:tab w:val="left" w:pos="6720"/>
+        </w:tabs>
+        <w:autoSpaceDE w:val="0"/>
+        <w:autoSpaceDN w:val="0"/>
+        <w:adjustRightInd w:val="0"/>
+        <w:rPr>
+          <w:rFonts w:ascii="Menlo" w:hAnsi="Menlo" w:cs="Menlo"/>
+          <w:color w:val="000000"/>
+          <w:kern w:val="0"/>
+          <w:sz w:val="22"/>
+          <w:szCs w:val="22"/>
+        </w:rPr>
+      </w:pPr>
+    </w:p>
+    <w:p>
+      <w:pPr>
+        <w:tabs>
+          <w:tab w:val="left" w:pos="560"/>
+          <w:tab w:val="left" w:pos="1120"/>
+          <w:tab w:val="left" w:pos="1680"/>
+          <w:tab w:val="left" w:pos="2240"/>
+          <w:tab w:val="left" w:pos="2800"/>
+          <w:tab w:val="left" w:pos="3360"/>
+          <w:tab w:val="left" w:pos="3920"/>
+          <w:tab w:val="left" w:pos="4480"/>
+          <w:tab w:val="left" w:pos="5040"/>
+          <w:tab w:val="left" w:pos="5600"/>
+          <w:tab w:val="left" w:pos="6160"/>
+          <w:tab w:val="left" w:pos="6720"/>
+        </w:tabs>
+        <w:autoSpaceDE w:val="0"/>
+        <w:autoSpaceDN w:val="0"/>
+        <w:adjustRightInd w:val="0"/>
+        <w:rPr>
+          <w:rFonts w:ascii="Menlo" w:hAnsi="Menlo" w:cs="Menlo"/>
+          <w:color w:val="000000"/>
+          <w:kern w:val="0"/>
+          <w:sz w:val="22"/>
+          <w:szCs w:val="22"/>
+        </w:rPr>
+      </w:pPr>
+      <w:r>
+        <w:rPr>
+          <w:rFonts w:ascii="Menlo" w:hAnsi="Menlo" w:cs="Menlo"/>
+          <w:noProof/>
+          <w:color w:val="000000"/>
+          <w:kern w:val="0"/>
+          <w:sz w:val="22"/>
+          <w:szCs w:val="22"/>
+        </w:rPr>
+        <w:drawing>
+          <wp:inline distT="0" distB="0" distL="0" distR="0" wp14:anchorId="1A9735C7" wp14:editId="42492E07">
+            <wp:extent cx="5943600" cy="3324860"/>
+            <wp:effectExtent l="0" t="0" r="0" b="2540"/>
+            <wp:docPr id="1215967895" name="Picture 3" descr="A screenshot of a computer&#10;&#10;Description automatically generated"/>
+            <wp:cNvGraphicFramePr>
+              <a:graphicFrameLocks xmlns:a="http://schemas.openxmlformats.org/drawingml/2006/main" noChangeAspect="1"/>
+            </wp:cNvGraphicFramePr>
+            <a:graphic xmlns:a="http://schemas.openxmlformats.org/drawingml/2006/main">
+              <a:graphicData uri="http://schemas.openxmlformats.org/drawingml/2006/picture">
+                <pic:pic xmlns:pic="http://schemas.openxmlformats.org/drawingml/2006/picture">
+                  <pic:nvPicPr>
+                    <pic:cNvPr id="1215967895" name="Picture 3" descr="A screenshot of a computer&#10;&#10;Description automatically generated"/>
+                    <pic:cNvPicPr/>
+                  </pic:nvPicPr>
+                  <pic:blipFill>
+                    <a:blip r:embed="rId5" cstate="print">
+                      <a:extLst>
+                        <a:ext uri="{28A0092B-C50C-407E-A947-70E740481C1C}">
+                          <a14:useLocalDpi xmlns:a14="http://schemas.microsoft.com/office/drawing/2010/main" val="0"/>
+                        </a:ext>
+                      </a:extLst>
+                    </a:blip>
+                    <a:stretch>
+                      <a:fillRect/>
+                    </a:stretch>
+                  </pic:blipFill>
+                  <pic:spPr>
+                    <a:xfrm>
+                      <a:off x="0" y="0"/>
+                      <a:ext cx="5943600" cy="3324860"/>
+                    </a:xfrm>
+                    <a:prstGeom prst="rect">
+                      <a:avLst/>
+                    </a:prstGeom>
+                  </pic:spPr>
+                </pic:pic>
+              </a:graphicData>
+            </a:graphic>
+          </wp:inline>
+        </w:drawing>
+      </w:r>
+    </w:p>
+    <w:p>
+      <w:pPr>
+        <w:tabs>
+          <w:tab w:val="left" w:pos="560"/>
+          <w:tab w:val="left" w:pos="1120"/>
+          <w:tab w:val="left" w:pos="1680"/>
+          <w:tab w:val="left" w:pos="2240"/>
+          <w:tab w:val="left" w:pos="2800"/>
+          <w:tab w:val="left" w:pos="3360"/>
+          <w:tab w:val="left" w:pos="3920"/>
+          <w:tab w:val="left" w:pos="4480"/>
+          <w:tab w:val="left" w:pos="5040"/>
+          <w:tab w:val="left" w:pos="5600"/>
+          <w:tab w:val="left" w:pos="6160"/>
+          <w:tab w:val="left" w:pos="6720"/>
+        </w:tabs>
+        <w:autoSpaceDE w:val="0"/>
+        <w:autoSpaceDN w:val="0"/>
+        <w:adjustRightInd w:val="0"/>
+        <w:rPr>
+          <w:rFonts w:ascii="Menlo" w:hAnsi="Menlo" w:cs="Menlo"/>
+          <w:color w:val="000000"/>
+          <w:kern w:val="0"/>
+          <w:sz w:val="22"/>
+          <w:szCs w:val="22"/>
+        </w:rPr>
+      </w:pPr>
+      <w:r>
+        <w:rPr>
+          <w:rFonts w:ascii="Menlo" w:hAnsi="Menlo" w:cs="Menlo"/>
+          <w:color w:val="000000"/>
+          <w:kern w:val="0"/>
+          <w:sz w:val="22"/>
+          <w:szCs w:val="22"/>
+        </w:rPr>
+        <w:t>https://github.com/mmosier555/csd-310</w:t>
       </w:r>
     </w:p>
     <w:sectPr>
